--- a/기업/회계·세무/입금확인서.docx
+++ b/기업/회계·세무/입금확인서.docx
@@ -4,7 +4,7 @@
   <w:body>
     <w:p>
       <w:pPr>
-        <w:spacing w:after="40" w:before="0" w:line="312" w:lineRule="auto"/>
+        <w:spacing w:after="47" w:before="0" w:line="312" w:lineRule="auto"/>
         <w:jc w:val="center"/>
       </w:pPr>
       <w:r>
@@ -19,7 +19,7 @@
     </w:p>
     <w:p>
       <w:pPr>
-        <w:spacing w:after="100" w:before="0" w:line="312" w:lineRule="auto"/>
+        <w:spacing w:after="116" w:before="0" w:line="312" w:lineRule="auto"/>
         <w:jc w:val="left"/>
         <w:pBdr>
           <w:bottom w:val="single" w:sz="14" w:space="2" w:color="24384F"/>
@@ -35,7 +35,7 @@
     </w:p>
     <w:p>
       <w:pPr>
-        <w:spacing w:after="40" w:before="80" w:line="312" w:lineRule="auto"/>
+        <w:spacing w:after="47" w:before="93" w:line="312" w:lineRule="auto"/>
         <w:jc w:val="left"/>
         <w:pBdr>
           <w:bottom w:val="single" w:sz="6" w:space="2" w:color="C9D2DD"/>
@@ -76,7 +76,7 @@
       </w:tblGrid>
       <w:tr>
         <w:trPr>
-          <w:trHeight w:val="510" w:hRule="atLeast"/>
+          <w:trHeight w:val="594" w:hRule="atLeast"/>
         </w:trPr>
         <w:tc>
           <w:tcPr>
@@ -138,7 +138,7 @@
       </w:tr>
       <w:tr>
         <w:trPr>
-          <w:trHeight w:val="510" w:hRule="atLeast"/>
+          <w:trHeight w:val="594" w:hRule="atLeast"/>
         </w:trPr>
         <w:tc>
           <w:tcPr>
@@ -254,7 +254,7 @@
       </w:tr>
       <w:tr>
         <w:trPr>
-          <w:trHeight w:val="510" w:hRule="atLeast"/>
+          <w:trHeight w:val="594" w:hRule="atLeast"/>
         </w:trPr>
         <w:tc>
           <w:tcPr>
@@ -315,7 +315,7 @@
       </w:tr>
       <w:tr>
         <w:trPr>
-          <w:trHeight w:val="510" w:hRule="atLeast"/>
+          <w:trHeight w:val="594" w:hRule="atLeast"/>
         </w:trPr>
         <w:tc>
           <w:tcPr>
@@ -432,7 +432,7 @@
     </w:tbl>
     <w:p>
       <w:pPr>
-        <w:spacing w:after="40" w:before="0" w:line="312" w:lineRule="auto"/>
+        <w:spacing w:after="47" w:before="0" w:line="312" w:lineRule="auto"/>
         <w:jc w:val="left"/>
       </w:pPr>
       <w:r>
@@ -445,7 +445,7 @@
     </w:p>
     <w:p>
       <w:pPr>
-        <w:spacing w:after="40" w:before="80" w:line="312" w:lineRule="auto"/>
+        <w:spacing w:after="47" w:before="93" w:line="312" w:lineRule="auto"/>
         <w:jc w:val="left"/>
         <w:pBdr>
           <w:bottom w:val="single" w:sz="6" w:space="2" w:color="C9D2DD"/>
@@ -486,7 +486,7 @@
       </w:tblGrid>
       <w:tr>
         <w:trPr>
-          <w:trHeight w:val="453" w:hRule="atLeast"/>
+          <w:trHeight w:val="528" w:hRule="atLeast"/>
         </w:trPr>
         <w:tc>
           <w:tcPr>
@@ -547,7 +547,7 @@
       </w:tr>
       <w:tr>
         <w:trPr>
-          <w:trHeight w:val="453" w:hRule="atLeast"/>
+          <w:trHeight w:val="528" w:hRule="atLeast"/>
         </w:trPr>
         <w:tc>
           <w:tcPr>
@@ -662,7 +662,7 @@
       </w:tr>
       <w:tr>
         <w:trPr>
-          <w:trHeight w:val="453" w:hRule="atLeast"/>
+          <w:trHeight w:val="528" w:hRule="atLeast"/>
         </w:trPr>
         <w:tc>
           <w:tcPr>
@@ -777,7 +777,7 @@
       </w:tr>
       <w:tr>
         <w:trPr>
-          <w:trHeight w:val="453" w:hRule="atLeast"/>
+          <w:trHeight w:val="528" w:hRule="atLeast"/>
         </w:trPr>
         <w:tc>
           <w:tcPr>
@@ -893,7 +893,7 @@
     </w:tbl>
     <w:p>
       <w:pPr>
-        <w:spacing w:after="40" w:before="0" w:line="312" w:lineRule="auto"/>
+        <w:spacing w:after="47" w:before="0" w:line="312" w:lineRule="auto"/>
         <w:jc w:val="left"/>
       </w:pPr>
       <w:r>
@@ -906,7 +906,7 @@
     </w:p>
     <w:p>
       <w:pPr>
-        <w:spacing w:after="40" w:before="80" w:line="312" w:lineRule="auto"/>
+        <w:spacing w:after="47" w:before="93" w:line="312" w:lineRule="auto"/>
         <w:jc w:val="left"/>
         <w:pBdr>
           <w:bottom w:val="single" w:sz="6" w:space="2" w:color="C9D2DD"/>
@@ -947,7 +947,7 @@
       </w:tblGrid>
       <w:tr>
         <w:trPr>
-          <w:trHeight w:val="453" w:hRule="atLeast"/>
+          <w:trHeight w:val="528" w:hRule="atLeast"/>
         </w:trPr>
         <w:tc>
           <w:tcPr>
@@ -1062,7 +1062,7 @@
       </w:tr>
       <w:tr>
         <w:trPr>
-          <w:trHeight w:val="453" w:hRule="atLeast"/>
+          <w:trHeight w:val="528" w:hRule="atLeast"/>
         </w:trPr>
         <w:tc>
           <w:tcPr>
@@ -1123,7 +1123,7 @@
       </w:tr>
       <w:tr>
         <w:trPr>
-          <w:trHeight w:val="453" w:hRule="atLeast"/>
+          <w:trHeight w:val="528" w:hRule="atLeast"/>
         </w:trPr>
         <w:tc>
           <w:tcPr>
@@ -1238,7 +1238,7 @@
       </w:tr>
       <w:tr>
         <w:trPr>
-          <w:trHeight w:val="453" w:hRule="atLeast"/>
+          <w:trHeight w:val="528" w:hRule="atLeast"/>
         </w:trPr>
         <w:tc>
           <w:tcPr>
@@ -1300,7 +1300,7 @@
     </w:tbl>
     <w:p>
       <w:pPr>
-        <w:spacing w:after="40" w:before="0" w:line="312" w:lineRule="auto"/>
+        <w:spacing w:after="47" w:before="0" w:line="312" w:lineRule="auto"/>
         <w:jc w:val="left"/>
       </w:pPr>
       <w:r>
@@ -1313,7 +1313,7 @@
     </w:p>
     <w:p>
       <w:pPr>
-        <w:spacing w:after="40" w:before="0" w:line="312" w:lineRule="auto"/>
+        <w:spacing w:after="47" w:before="0" w:line="312" w:lineRule="auto"/>
         <w:jc w:val="left"/>
       </w:pPr>
       <w:r>
@@ -1339,7 +1339,7 @@
       </w:tblGrid>
       <w:tr>
         <w:trPr>
-          <w:trHeight w:val="1020" w:hRule="atLeast"/>
+          <w:trHeight w:val="1188" w:hRule="atLeast"/>
         </w:trPr>
         <w:tc>
           <w:tcPr>
@@ -1362,7 +1362,7 @@
               <w:rPr>
                 <w:rFonts w:ascii="Malgun Gothic" w:hAnsi="Malgun Gothic" w:eastAsia="Malgun Gothic" w:cs="Malgun Gothic"/>
                 <w:b w:val="0"/>
-                <w:sz w:val="20"/>
+                <w:sz w:val="19"/>
               </w:rPr>
             </w:r>
           </w:p>
@@ -1371,7 +1371,7 @@
     </w:tbl>
     <w:p>
       <w:pPr>
-        <w:spacing w:after="40" w:before="0" w:line="312" w:lineRule="auto"/>
+        <w:spacing w:after="47" w:before="0" w:line="312" w:lineRule="auto"/>
         <w:jc w:val="left"/>
       </w:pPr>
       <w:r>
@@ -1384,7 +1384,7 @@
     </w:p>
     <w:p>
       <w:pPr>
-        <w:spacing w:after="80" w:before="0" w:line="312" w:lineRule="auto"/>
+        <w:spacing w:after="93" w:before="0" w:line="312" w:lineRule="auto"/>
         <w:jc w:val="center"/>
       </w:pPr>
       <w:r>
@@ -1398,7 +1398,7 @@
     </w:p>
     <w:p>
       <w:pPr>
-        <w:spacing w:after="80" w:before="80" w:line="312" w:lineRule="auto"/>
+        <w:spacing w:after="93" w:before="93" w:line="312" w:lineRule="auto"/>
         <w:jc w:val="center"/>
       </w:pPr>
       <w:r>
@@ -1412,7 +1412,7 @@
     </w:p>
     <w:p>
       <w:pPr>
-        <w:spacing w:after="80" w:before="0" w:line="312" w:lineRule="auto"/>
+        <w:spacing w:after="93" w:before="0" w:line="312" w:lineRule="auto"/>
         <w:jc w:val="right"/>
       </w:pPr>
       <w:r>
@@ -1426,7 +1426,7 @@
     </w:p>
     <w:p>
       <w:pPr>
-        <w:spacing w:after="0" w:before="60" w:line="312" w:lineRule="auto"/>
+        <w:spacing w:after="0" w:before="70" w:line="312" w:lineRule="auto"/>
         <w:jc w:val="left"/>
       </w:pPr>
       <w:r>
